--- a/Cover_Letters/Shinoy_DLL_Agile_Engineer_Cover_Letter.docx
+++ b/Cover_Letters/Shinoy_DLL_Agile_Engineer_Cover_Letter.docx
@@ -14,7 +14,7 @@
     </w:p>
     <w:p>
       <w:r>
-        <w:t>October 23, 2026</w:t>
+        <w:t>October 24, 2026</w:t>
       </w:r>
     </w:p>
     <w:p>
@@ -35,12 +35,7 @@
     </w:p>
     <w:p>
       <w:r>
-        <w:t>Your Corporate Center team role at DLL caught my attention because it focuses on supporting diverse applications across finance, HR, and other domains while working in a collaborative agile environment. Throughout my career, I have worked closely with product owners and stakeholders to translate business requirements into technical testing strategies and delivery workflows.</w:t>
-      </w:r>
-    </w:p>
-    <w:p>
-      <w:r>
-        <w:t>I am comfortable switching between technical details and broader context, and I look forward to bringing my experience with system testing, defect management, and agile delivery to your team.</w:t>
+        <w:t>I have spent over eight years working on complex financial and enterprise applications, focusing on agile delivery, defect management, and system testing. In my recent roles, I have worked closely with product owners and stakeholders to translate business needs into clear technical deliverables. I am comfortable switching between technical details and broader application landscapes, which fits well with the diverse scope of the Corporate Center team at DLL.</w:t>
       </w:r>
     </w:p>
     <w:p>
